--- a/Project Roadmap.docx
+++ b/Project Roadmap.docx
@@ -42,7 +42,7 @@
     <w:p>
       <w:r>
         <w:pict w14:anchorId="7EA3304B">
-          <v:rect id="_x0000_i1199" style="width:0;height:1.5pt" o:hralign="center" o:hrstd="t" o:hr="t" fillcolor="#a0a0a0" stroked="f"/>
+          <v:rect id="_x0000_i1025" style="width:0;height:1.5pt" o:hralign="center" o:hrstd="t" o:hr="t" fillcolor="#a0a0a0" stroked="f"/>
         </w:pict>
       </w:r>
     </w:p>
@@ -101,7 +101,7 @@
     <w:p>
       <w:r>
         <w:pict w14:anchorId="5580B324">
-          <v:rect id="_x0000_i1200" style="width:0;height:1.5pt" o:hralign="center" o:hrstd="t" o:hr="t" fillcolor="#a0a0a0" stroked="f"/>
+          <v:rect id="_x0000_i1026" style="width:0;height:1.5pt" o:hralign="center" o:hrstd="t" o:hr="t" fillcolor="#a0a0a0" stroked="f"/>
         </w:pict>
       </w:r>
     </w:p>
@@ -239,7 +239,7 @@
     <w:p>
       <w:r>
         <w:pict w14:anchorId="45655CB2">
-          <v:rect id="_x0000_i1201" style="width:0;height:1.5pt" o:hralign="center" o:hrstd="t" o:hr="t" fillcolor="#a0a0a0" stroked="f"/>
+          <v:rect id="_x0000_i1027" style="width:0;height:1.5pt" o:hralign="center" o:hrstd="t" o:hr="t" fillcolor="#a0a0a0" stroked="f"/>
         </w:pict>
       </w:r>
     </w:p>
@@ -284,7 +284,7 @@
     <w:p>
       <w:r>
         <w:pict w14:anchorId="5CA1F2BA">
-          <v:rect id="_x0000_i1202" style="width:0;height:1.5pt" o:hralign="center" o:hrstd="t" o:hr="t" fillcolor="#a0a0a0" stroked="f"/>
+          <v:rect id="_x0000_i1028" style="width:0;height:1.5pt" o:hralign="center" o:hrstd="t" o:hr="t" fillcolor="#a0a0a0" stroked="f"/>
         </w:pict>
       </w:r>
     </w:p>
@@ -462,7 +462,7 @@
     <w:p>
       <w:r>
         <w:pict w14:anchorId="4BE9B026">
-          <v:rect id="_x0000_i1203" style="width:0;height:1.5pt" o:hralign="center" o:hrstd="t" o:hr="t" fillcolor="#a0a0a0" stroked="f"/>
+          <v:rect id="_x0000_i1029" style="width:0;height:1.5pt" o:hralign="center" o:hrstd="t" o:hr="t" fillcolor="#a0a0a0" stroked="f"/>
         </w:pict>
       </w:r>
     </w:p>
@@ -485,7 +485,7 @@
     <w:p>
       <w:r>
         <w:pict w14:anchorId="5F176ED4">
-          <v:rect id="_x0000_i1204" style="width:0;height:1.5pt" o:hralign="center" o:hrstd="t" o:hr="t" fillcolor="#a0a0a0" stroked="f"/>
+          <v:rect id="_x0000_i1030" style="width:0;height:1.5pt" o:hralign="center" o:hrstd="t" o:hr="t" fillcolor="#a0a0a0" stroked="f"/>
         </w:pict>
       </w:r>
     </w:p>
@@ -651,7 +651,7 @@
     <w:p>
       <w:r>
         <w:pict w14:anchorId="2103B0BB">
-          <v:rect id="_x0000_i1205" style="width:0;height:1.5pt" o:hralign="center" o:hrstd="t" o:hr="t" fillcolor="#a0a0a0" stroked="f"/>
+          <v:rect id="_x0000_i1031" style="width:0;height:1.5pt" o:hralign="center" o:hrstd="t" o:hr="t" fillcolor="#a0a0a0" stroked="f"/>
         </w:pict>
       </w:r>
     </w:p>
@@ -674,7 +674,7 @@
     <w:p>
       <w:r>
         <w:pict w14:anchorId="259FB720">
-          <v:rect id="_x0000_i1206" style="width:0;height:1.5pt" o:hralign="center" o:hrstd="t" o:hr="t" fillcolor="#a0a0a0" stroked="f"/>
+          <v:rect id="_x0000_i1032" style="width:0;height:1.5pt" o:hralign="center" o:hrstd="t" o:hr="t" fillcolor="#a0a0a0" stroked="f"/>
         </w:pict>
       </w:r>
     </w:p>
@@ -808,7 +808,7 @@
     <w:p>
       <w:r>
         <w:pict w14:anchorId="7B40FB25">
-          <v:rect id="_x0000_i1207" style="width:0;height:1.5pt" o:hralign="center" o:hrstd="t" o:hr="t" fillcolor="#a0a0a0" stroked="f"/>
+          <v:rect id="_x0000_i1033" style="width:0;height:1.5pt" o:hralign="center" o:hrstd="t" o:hr="t" fillcolor="#a0a0a0" stroked="f"/>
         </w:pict>
       </w:r>
     </w:p>
@@ -867,7 +867,7 @@
     <w:p>
       <w:r>
         <w:pict w14:anchorId="06EFC74F">
-          <v:rect id="_x0000_i1208" style="width:0;height:1.5pt" o:hralign="center" o:hrstd="t" o:hr="t" fillcolor="#a0a0a0" stroked="f"/>
+          <v:rect id="_x0000_i1034" style="width:0;height:1.5pt" o:hralign="center" o:hrstd="t" o:hr="t" fillcolor="#a0a0a0" stroked="f"/>
         </w:pict>
       </w:r>
     </w:p>
@@ -1019,7 +1019,7 @@
     <w:p>
       <w:r>
         <w:pict w14:anchorId="37BDE7C2">
-          <v:rect id="_x0000_i1209" style="width:0;height:1.5pt" o:hralign="center" o:hrstd="t" o:hr="t" fillcolor="#a0a0a0" stroked="f"/>
+          <v:rect id="_x0000_i1035" style="width:0;height:1.5pt" o:hralign="center" o:hrstd="t" o:hr="t" fillcolor="#a0a0a0" stroked="f"/>
         </w:pict>
       </w:r>
     </w:p>
@@ -1042,7 +1042,7 @@
     <w:p>
       <w:r>
         <w:pict w14:anchorId="0B70D0F3">
-          <v:rect id="_x0000_i1210" style="width:0;height:1.5pt" o:hralign="center" o:hrstd="t" o:hr="t" fillcolor="#a0a0a0" stroked="f"/>
+          <v:rect id="_x0000_i1036" style="width:0;height:1.5pt" o:hralign="center" o:hrstd="t" o:hr="t" fillcolor="#a0a0a0" stroked="f"/>
         </w:pict>
       </w:r>
     </w:p>
@@ -1219,7 +1219,7 @@
     <w:p>
       <w:r>
         <w:pict w14:anchorId="020CBB18">
-          <v:rect id="_x0000_i1211" style="width:0;height:1.5pt" o:hralign="center" o:hrstd="t" o:hr="t" fillcolor="#a0a0a0" stroked="f"/>
+          <v:rect id="_x0000_i1037" style="width:0;height:1.5pt" o:hralign="center" o:hrstd="t" o:hr="t" fillcolor="#a0a0a0" stroked="f"/>
         </w:pict>
       </w:r>
     </w:p>
@@ -1242,7 +1242,7 @@
     <w:p>
       <w:r>
         <w:pict w14:anchorId="3D723FC4">
-          <v:rect id="_x0000_i1212" style="width:0;height:1.5pt" o:hralign="center" o:hrstd="t" o:hr="t" fillcolor="#a0a0a0" stroked="f"/>
+          <v:rect id="_x0000_i1038" style="width:0;height:1.5pt" o:hralign="center" o:hrstd="t" o:hr="t" fillcolor="#a0a0a0" stroked="f"/>
         </w:pict>
       </w:r>
     </w:p>
@@ -1379,7 +1379,7 @@
     <w:p>
       <w:r>
         <w:pict w14:anchorId="630516F3">
-          <v:rect id="_x0000_i1213" style="width:0;height:1.5pt" o:hralign="center" o:hrstd="t" o:hr="t" fillcolor="#a0a0a0" stroked="f"/>
+          <v:rect id="_x0000_i1039" style="width:0;height:1.5pt" o:hralign="center" o:hrstd="t" o:hr="t" fillcolor="#a0a0a0" stroked="f"/>
         </w:pict>
       </w:r>
     </w:p>
@@ -1402,7 +1402,7 @@
     <w:p>
       <w:r>
         <w:pict w14:anchorId="554E4377">
-          <v:rect id="_x0000_i1214" style="width:0;height:1.5pt" o:hralign="center" o:hrstd="t" o:hr="t" fillcolor="#a0a0a0" stroked="f"/>
+          <v:rect id="_x0000_i1040" style="width:0;height:1.5pt" o:hralign="center" o:hrstd="t" o:hr="t" fillcolor="#a0a0a0" stroked="f"/>
         </w:pict>
       </w:r>
     </w:p>
@@ -1425,7 +1425,7 @@
     <w:p>
       <w:r>
         <w:pict w14:anchorId="367F083E">
-          <v:rect id="_x0000_i1215" style="width:0;height:1.5pt" o:hralign="center" o:hrstd="t" o:hr="t" fillcolor="#a0a0a0" stroked="f"/>
+          <v:rect id="_x0000_i1041" style="width:0;height:1.5pt" o:hralign="center" o:hrstd="t" o:hr="t" fillcolor="#a0a0a0" stroked="f"/>
         </w:pict>
       </w:r>
     </w:p>
@@ -1533,7 +1533,7 @@
     <w:p>
       <w:r>
         <w:pict w14:anchorId="426C0E76">
-          <v:rect id="_x0000_i1216" style="width:0;height:1.5pt" o:hralign="center" o:hrstd="t" o:hr="t" fillcolor="#a0a0a0" stroked="f"/>
+          <v:rect id="_x0000_i1042" style="width:0;height:1.5pt" o:hralign="center" o:hrstd="t" o:hr="t" fillcolor="#a0a0a0" stroked="f"/>
         </w:pict>
       </w:r>
     </w:p>
@@ -1556,7 +1556,7 @@
     <w:p>
       <w:r>
         <w:pict w14:anchorId="467399D6">
-          <v:rect id="_x0000_i1217" style="width:0;height:1.5pt" o:hralign="center" o:hrstd="t" o:hr="t" fillcolor="#a0a0a0" stroked="f"/>
+          <v:rect id="_x0000_i1043" style="width:0;height:1.5pt" o:hralign="center" o:hrstd="t" o:hr="t" fillcolor="#a0a0a0" stroked="f"/>
         </w:pict>
       </w:r>
     </w:p>
@@ -1732,14 +1732,14 @@
     <w:p>
       <w:r>
         <w:pict w14:anchorId="5BE17FD5">
-          <v:rect id="_x0000_i1218" style="width:0;height:1.5pt" o:hralign="center" o:hrstd="t" o:hr="t" fillcolor="#a0a0a0" stroked="f"/>
+          <v:rect id="_x0000_i1044" style="width:0;height:1.5pt" o:hralign="center" o:hrstd="t" o:hr="t" fillcolor="#a0a0a0" stroked="f"/>
         </w:pict>
       </w:r>
     </w:p>
     <w:p>
       <w:r>
         <w:pict w14:anchorId="74F1E717">
-          <v:rect id="_x0000_i1219" style="width:0;height:1.5pt" o:hralign="center" o:hrstd="t" o:hr="t" fillcolor="#a0a0a0" stroked="f"/>
+          <v:rect id="_x0000_i1045" style="width:0;height:1.5pt" o:hralign="center" o:hrstd="t" o:hr="t" fillcolor="#a0a0a0" stroked="f"/>
         </w:pict>
       </w:r>
     </w:p>
@@ -1861,14 +1861,14 @@
     <w:p>
       <w:r>
         <w:pict w14:anchorId="7F3B5FF4">
-          <v:rect id="_x0000_i1220" style="width:0;height:1.5pt" o:hralign="center" o:hrstd="t" o:hr="t" fillcolor="#a0a0a0" stroked="f"/>
+          <v:rect id="_x0000_i1046" style="width:0;height:1.5pt" o:hralign="center" o:hrstd="t" o:hr="t" fillcolor="#a0a0a0" stroked="f"/>
         </w:pict>
       </w:r>
     </w:p>
     <w:p>
       <w:r>
         <w:pict w14:anchorId="23DD048F">
-          <v:rect id="_x0000_i1221" style="width:0;height:1.5pt" o:hralign="center" o:hrstd="t" o:hr="t" fillcolor="#a0a0a0" stroked="f"/>
+          <v:rect id="_x0000_i1047" style="width:0;height:1.5pt" o:hralign="center" o:hrstd="t" o:hr="t" fillcolor="#a0a0a0" stroked="f"/>
         </w:pict>
       </w:r>
     </w:p>
@@ -2006,7 +2006,7 @@
     <w:p>
       <w:r>
         <w:pict w14:anchorId="7104B198">
-          <v:rect id="_x0000_i1222" style="width:0;height:1.5pt" o:hralign="center" o:hrstd="t" o:hr="t" fillcolor="#a0a0a0" stroked="f"/>
+          <v:rect id="_x0000_i1048" style="width:0;height:1.5pt" o:hralign="center" o:hrstd="t" o:hr="t" fillcolor="#a0a0a0" stroked="f"/>
         </w:pict>
       </w:r>
     </w:p>
@@ -2170,7 +2170,7 @@
     <w:p>
       <w:r>
         <w:pict w14:anchorId="5C1E17A4">
-          <v:rect id="_x0000_i1223" style="width:0;height:1.5pt" o:hralign="center" o:hrstd="t" o:hr="t" fillcolor="#a0a0a0" stroked="f"/>
+          <v:rect id="_x0000_i1049" style="width:0;height:1.5pt" o:hralign="center" o:hrstd="t" o:hr="t" fillcolor="#a0a0a0" stroked="f"/>
         </w:pict>
       </w:r>
     </w:p>
@@ -2215,7 +2215,7 @@
     <w:p>
       <w:r>
         <w:pict w14:anchorId="097DDF80">
-          <v:rect id="_x0000_i1224" style="width:0;height:1.5pt" o:hralign="center" o:hrstd="t" o:hr="t" fillcolor="#a0a0a0" stroked="f"/>
+          <v:rect id="_x0000_i1050" style="width:0;height:1.5pt" o:hralign="center" o:hrstd="t" o:hr="t" fillcolor="#a0a0a0" stroked="f"/>
         </w:pict>
       </w:r>
     </w:p>
@@ -2458,7 +2458,7 @@
     <w:p>
       <w:r>
         <w:pict w14:anchorId="3CF3DAB6">
-          <v:rect id="_x0000_i1225" style="width:0;height:1.5pt" o:hralign="center" o:hrstd="t" o:hr="t" fillcolor="#a0a0a0" stroked="f"/>
+          <v:rect id="_x0000_i1051" style="width:0;height:1.5pt" o:hralign="center" o:hrstd="t" o:hr="t" fillcolor="#a0a0a0" stroked="f"/>
         </w:pict>
       </w:r>
     </w:p>
@@ -2575,7 +2575,7 @@
     <w:p>
       <w:r>
         <w:pict w14:anchorId="721A4E35">
-          <v:rect id="_x0000_i1226" style="width:0;height:1.5pt" o:hralign="center" o:hrstd="t" o:hr="t" fillcolor="#a0a0a0" stroked="f"/>
+          <v:rect id="_x0000_i1052" style="width:0;height:1.5pt" o:hralign="center" o:hrstd="t" o:hr="t" fillcolor="#a0a0a0" stroked="f"/>
         </w:pict>
       </w:r>
     </w:p>
@@ -2667,7 +2667,7 @@
       <w:r>
         <w:lastRenderedPageBreak/>
         <w:pict w14:anchorId="76373C24">
-          <v:rect id="_x0000_i1227" style="width:0;height:1.5pt" o:hralign="center" o:hrstd="t" o:hr="t" fillcolor="#a0a0a0" stroked="f"/>
+          <v:rect id="_x0000_i1053" style="width:0;height:1.5pt" o:hralign="center" o:hrstd="t" o:hr="t" fillcolor="#a0a0a0" stroked="f"/>
         </w:pict>
       </w:r>
     </w:p>
@@ -2800,8 +2800,16 @@
         <w:rPr>
           <w:highlight w:val="yellow"/>
         </w:rPr>
-        <w:t>FOR REF. AS Backend……………………………..</w:t>
-      </w:r>
+        <w:t>FOR REF. AS Backend…………………………</w:t>
+      </w:r>
+      <w:proofErr w:type="gramStart"/>
+      <w:r>
+        <w:rPr>
+          <w:highlight w:val="yellow"/>
+        </w:rPr>
+        <w:t>…..</w:t>
+      </w:r>
+      <w:proofErr w:type="gramEnd"/>
     </w:p>
     <w:p/>
     <w:p>
@@ -2917,7 +2925,7 @@
     <w:p>
       <w:r>
         <w:pict w14:anchorId="3222AA31">
-          <v:rect id="_x0000_i1395" style="width:0;height:1.5pt" o:hralign="center" o:hrstd="t" o:hr="t" fillcolor="#a0a0a0" stroked="f"/>
+          <v:rect id="_x0000_i1054" style="width:0;height:1.5pt" o:hralign="center" o:hrstd="t" o:hr="t" fillcolor="#a0a0a0" stroked="f"/>
         </w:pict>
       </w:r>
     </w:p>
@@ -3107,7 +3115,7 @@
     <w:p>
       <w:r>
         <w:pict w14:anchorId="76E7F429">
-          <v:rect id="_x0000_i1396" style="width:0;height:1.5pt" o:hralign="center" o:hrstd="t" o:hr="t" fillcolor="#a0a0a0" stroked="f"/>
+          <v:rect id="_x0000_i1055" style="width:0;height:1.5pt" o:hralign="center" o:hrstd="t" o:hr="t" fillcolor="#a0a0a0" stroked="f"/>
         </w:pict>
       </w:r>
     </w:p>
@@ -3330,7 +3338,7 @@
     <w:p>
       <w:r>
         <w:pict w14:anchorId="3B8ECB58">
-          <v:rect id="_x0000_i1397" style="width:0;height:1.5pt" o:hralign="center" o:hrstd="t" o:hr="t" fillcolor="#a0a0a0" stroked="f"/>
+          <v:rect id="_x0000_i1056" style="width:0;height:1.5pt" o:hralign="center" o:hrstd="t" o:hr="t" fillcolor="#a0a0a0" stroked="f"/>
         </w:pict>
       </w:r>
     </w:p>
@@ -3426,7 +3434,7 @@
     <w:p>
       <w:r>
         <w:pict w14:anchorId="701BD1F2">
-          <v:rect id="_x0000_i1398" style="width:0;height:1.5pt" o:hralign="center" o:hrstd="t" o:hr="t" fillcolor="#a0a0a0" stroked="f"/>
+          <v:rect id="_x0000_i1057" style="width:0;height:1.5pt" o:hralign="center" o:hrstd="t" o:hr="t" fillcolor="#a0a0a0" stroked="f"/>
         </w:pict>
       </w:r>
     </w:p>
@@ -3511,7 +3519,7 @@
     <w:p>
       <w:r>
         <w:pict w14:anchorId="76522F17">
-          <v:rect id="_x0000_i1399" style="width:0;height:1.5pt" o:hralign="center" o:hrstd="t" o:hr="t" fillcolor="#a0a0a0" stroked="f"/>
+          <v:rect id="_x0000_i1058" style="width:0;height:1.5pt" o:hralign="center" o:hrstd="t" o:hr="t" fillcolor="#a0a0a0" stroked="f"/>
         </w:pict>
       </w:r>
     </w:p>
@@ -3626,7 +3634,7 @@
     <w:p>
       <w:r>
         <w:pict w14:anchorId="49E58110">
-          <v:rect id="_x0000_i1400" style="width:0;height:1.5pt" o:hralign="center" o:hrstd="t" o:hr="t" fillcolor="#a0a0a0" stroked="f"/>
+          <v:rect id="_x0000_i1059" style="width:0;height:1.5pt" o:hralign="center" o:hrstd="t" o:hr="t" fillcolor="#a0a0a0" stroked="f"/>
         </w:pict>
       </w:r>
     </w:p>
@@ -3752,7 +3760,7 @@
     <w:p>
       <w:r>
         <w:pict w14:anchorId="04951876">
-          <v:rect id="_x0000_i1401" style="width:0;height:1.5pt" o:hralign="center" o:hrstd="t" o:hr="t" fillcolor="#a0a0a0" stroked="f"/>
+          <v:rect id="_x0000_i1060" style="width:0;height:1.5pt" o:hralign="center" o:hrstd="t" o:hr="t" fillcolor="#a0a0a0" stroked="f"/>
         </w:pict>
       </w:r>
     </w:p>
@@ -3856,7 +3864,7 @@
       <w:r>
         <w:lastRenderedPageBreak/>
         <w:pict w14:anchorId="66D80B94">
-          <v:rect id="_x0000_i1402" style="width:0;height:1.5pt" o:hralign="center" o:hrstd="t" o:hr="t" fillcolor="#a0a0a0" stroked="f"/>
+          <v:rect id="_x0000_i1061" style="width:0;height:1.5pt" o:hralign="center" o:hrstd="t" o:hr="t" fillcolor="#a0a0a0" stroked="f"/>
         </w:pict>
       </w:r>
     </w:p>
@@ -3879,7 +3887,7 @@
     <w:p>
       <w:r>
         <w:pict w14:anchorId="09412D1F">
-          <v:rect id="_x0000_i1403" style="width:0;height:1.5pt" o:hralign="center" o:hrstd="t" o:hr="t" fillcolor="#a0a0a0" stroked="f"/>
+          <v:rect id="_x0000_i1062" style="width:0;height:1.5pt" o:hralign="center" o:hrstd="t" o:hr="t" fillcolor="#a0a0a0" stroked="f"/>
         </w:pict>
       </w:r>
     </w:p>
@@ -3998,7 +4006,7 @@
     <w:p>
       <w:r>
         <w:pict w14:anchorId="246CB782">
-          <v:rect id="_x0000_i1404" style="width:0;height:1.5pt" o:hralign="center" o:hrstd="t" o:hr="t" fillcolor="#a0a0a0" stroked="f"/>
+          <v:rect id="_x0000_i1063" style="width:0;height:1.5pt" o:hralign="center" o:hrstd="t" o:hr="t" fillcolor="#a0a0a0" stroked="f"/>
         </w:pict>
       </w:r>
     </w:p>
@@ -4101,7 +4109,7 @@
     <w:p>
       <w:r>
         <w:pict w14:anchorId="79C8C75F">
-          <v:rect id="_x0000_i1405" style="width:0;height:1.5pt" o:hralign="center" o:hrstd="t" o:hr="t" fillcolor="#a0a0a0" stroked="f"/>
+          <v:rect id="_x0000_i1064" style="width:0;height:1.5pt" o:hralign="center" o:hrstd="t" o:hr="t" fillcolor="#a0a0a0" stroked="f"/>
         </w:pict>
       </w:r>
     </w:p>
@@ -4142,7 +4150,7 @@
     <w:p>
       <w:r>
         <w:pict w14:anchorId="26957CDA">
-          <v:rect id="_x0000_i1406" style="width:0;height:1.5pt" o:hralign="center" o:hrstd="t" o:hr="t" fillcolor="#a0a0a0" stroked="f"/>
+          <v:rect id="_x0000_i1065" style="width:0;height:1.5pt" o:hralign="center" o:hrstd="t" o:hr="t" fillcolor="#a0a0a0" stroked="f"/>
         </w:pict>
       </w:r>
     </w:p>
@@ -4234,7 +4242,7 @@
     <w:p>
       <w:r>
         <w:pict w14:anchorId="4FE37C0E">
-          <v:rect id="_x0000_i1407" style="width:0;height:1.5pt" o:hralign="center" o:hrstd="t" o:hr="t" fillcolor="#a0a0a0" stroked="f"/>
+          <v:rect id="_x0000_i1066" style="width:0;height:1.5pt" o:hralign="center" o:hrstd="t" o:hr="t" fillcolor="#a0a0a0" stroked="f"/>
         </w:pict>
       </w:r>
     </w:p>
@@ -4356,7 +4364,7 @@
     <w:p>
       <w:r>
         <w:pict w14:anchorId="651AFC27">
-          <v:rect id="_x0000_i1408" style="width:0;height:1.5pt" o:hralign="center" o:hrstd="t" o:hr="t" fillcolor="#a0a0a0" stroked="f"/>
+          <v:rect id="_x0000_i1067" style="width:0;height:1.5pt" o:hralign="center" o:hrstd="t" o:hr="t" fillcolor="#a0a0a0" stroked="f"/>
         </w:pict>
       </w:r>
     </w:p>
@@ -4453,7 +4461,7 @@
       <w:r>
         <w:lastRenderedPageBreak/>
         <w:pict w14:anchorId="5748408E">
-          <v:rect id="_x0000_i1409" style="width:0;height:1.5pt" o:hralign="center" o:hrstd="t" o:hr="t" fillcolor="#a0a0a0" stroked="f"/>
+          <v:rect id="_x0000_i1068" style="width:0;height:1.5pt" o:hralign="center" o:hrstd="t" o:hr="t" fillcolor="#a0a0a0" stroked="f"/>
         </w:pict>
       </w:r>
     </w:p>
@@ -4599,7 +4607,7 @@
     <w:p>
       <w:r>
         <w:pict w14:anchorId="09E16001">
-          <v:rect id="_x0000_i1410" style="width:0;height:1.5pt" o:hralign="center" o:hrstd="t" o:hr="t" fillcolor="#a0a0a0" stroked="f"/>
+          <v:rect id="_x0000_i1069" style="width:0;height:1.5pt" o:hralign="center" o:hrstd="t" o:hr="t" fillcolor="#a0a0a0" stroked="f"/>
         </w:pict>
       </w:r>
     </w:p>
@@ -4679,7 +4687,7 @@
     <w:p>
       <w:r>
         <w:pict w14:anchorId="262CC6BB">
-          <v:rect id="_x0000_i1411" style="width:0;height:1.5pt" o:hralign="center" o:hrstd="t" o:hr="t" fillcolor="#a0a0a0" stroked="f"/>
+          <v:rect id="_x0000_i1070" style="width:0;height:1.5pt" o:hralign="center" o:hrstd="t" o:hr="t" fillcolor="#a0a0a0" stroked="f"/>
         </w:pict>
       </w:r>
     </w:p>
@@ -4740,7 +4748,7 @@
     <w:p>
       <w:r>
         <w:pict w14:anchorId="1ED0A889">
-          <v:rect id="_x0000_i1412" style="width:0;height:1.5pt" o:hralign="center" o:hrstd="t" o:hr="t" fillcolor="#a0a0a0" stroked="f"/>
+          <v:rect id="_x0000_i1071" style="width:0;height:1.5pt" o:hralign="center" o:hrstd="t" o:hr="t" fillcolor="#a0a0a0" stroked="f"/>
         </w:pict>
       </w:r>
     </w:p>
@@ -4798,7 +4806,7 @@
     <w:p>
       <w:r>
         <w:pict w14:anchorId="45DE56E0">
-          <v:rect id="_x0000_i1413" style="width:0;height:1.5pt" o:hralign="center" o:hrstd="t" o:hr="t" fillcolor="#a0a0a0" stroked="f"/>
+          <v:rect id="_x0000_i1072" style="width:0;height:1.5pt" o:hralign="center" o:hrstd="t" o:hr="t" fillcolor="#a0a0a0" stroked="f"/>
         </w:pict>
       </w:r>
     </w:p>
@@ -4956,7 +4964,7 @@
     <w:p>
       <w:r>
         <w:pict w14:anchorId="7DB7B7AC">
-          <v:rect id="_x0000_i1414" style="width:0;height:1.5pt" o:hralign="center" o:hrstd="t" o:hr="t" fillcolor="#a0a0a0" stroked="f"/>
+          <v:rect id="_x0000_i1073" style="width:0;height:1.5pt" o:hralign="center" o:hrstd="t" o:hr="t" fillcolor="#a0a0a0" stroked="f"/>
         </w:pict>
       </w:r>
     </w:p>
@@ -5065,7 +5073,7 @@
     <w:p>
       <w:r>
         <w:pict w14:anchorId="0C0E3BB2">
-          <v:rect id="_x0000_i1415" style="width:0;height:1.5pt" o:hralign="center" o:hrstd="t" o:hr="t" fillcolor="#a0a0a0" stroked="f"/>
+          <v:rect id="_x0000_i1074" style="width:0;height:1.5pt" o:hralign="center" o:hrstd="t" o:hr="t" fillcolor="#a0a0a0" stroked="f"/>
         </w:pict>
       </w:r>
     </w:p>
@@ -5194,7 +5202,7 @@
     <w:p>
       <w:r>
         <w:pict w14:anchorId="1914D908">
-          <v:rect id="_x0000_i1416" style="width:0;height:1.5pt" o:hralign="center" o:hrstd="t" o:hr="t" fillcolor="#a0a0a0" stroked="f"/>
+          <v:rect id="_x0000_i1075" style="width:0;height:1.5pt" o:hralign="center" o:hrstd="t" o:hr="t" fillcolor="#a0a0a0" stroked="f"/>
         </w:pict>
       </w:r>
     </w:p>
@@ -5269,7 +5277,7 @@
     <w:p>
       <w:r>
         <w:pict w14:anchorId="4FD6D8AE">
-          <v:rect id="_x0000_i1417" style="width:0;height:1.5pt" o:hralign="center" o:hrstd="t" o:hr="t" fillcolor="#a0a0a0" stroked="f"/>
+          <v:rect id="_x0000_i1076" style="width:0;height:1.5pt" o:hralign="center" o:hrstd="t" o:hr="t" fillcolor="#a0a0a0" stroked="f"/>
         </w:pict>
       </w:r>
     </w:p>
@@ -5451,13 +5459,7 @@
     </w:p>
     <w:p>
       <w:r>
-        <w:t xml:space="preserve">-Terminal: </w:t>
-      </w:r>
-      <w:r>
-        <w:t>Form data requires "python-multipart" to be installed.</w:t>
-      </w:r>
-      <w:r>
-        <w:t xml:space="preserve"> And installed successfully</w:t>
+        <w:t>-Terminal: Form data requires "python-multipart" to be installed. And installed successfully</w:t>
       </w:r>
     </w:p>
     <w:p>
@@ -5596,6 +5598,178 @@
       </w:r>
     </w:p>
     <w:p/>
+    <w:p/>
+    <w:p>
+      <w:pPr>
+        <w:rPr>
+          <w:b/>
+          <w:bCs/>
+        </w:rPr>
+      </w:pPr>
+      <w:r>
+        <w:rPr>
+          <w:b/>
+          <w:bCs/>
+        </w:rPr>
+        <w:t xml:space="preserve">Highlight </w:t>
+      </w:r>
+      <w:proofErr w:type="gramStart"/>
+      <w:r>
+        <w:rPr>
+          <w:b/>
+          <w:bCs/>
+        </w:rPr>
+        <w:t>working</w:t>
+      </w:r>
+      <w:proofErr w:type="gramEnd"/>
+      <w:r>
+        <w:rPr>
+          <w:b/>
+          <w:bCs/>
+        </w:rPr>
+        <w:t xml:space="preserve"> and we can go to: </w:t>
+      </w:r>
+      <w:r>
+        <w:rPr>
+          <w:b/>
+          <w:bCs/>
+        </w:rPr>
+        <w:t>PHASE 4 — Add RAG (</w:t>
+      </w:r>
+      <w:proofErr w:type="spellStart"/>
+      <w:r>
+        <w:rPr>
+          <w:b/>
+          <w:bCs/>
+        </w:rPr>
+        <w:t>LangChain</w:t>
+      </w:r>
+      <w:proofErr w:type="spellEnd"/>
+      <w:r>
+        <w:rPr>
+          <w:b/>
+          <w:bCs/>
+        </w:rPr>
+        <w:t>)</w:t>
+      </w:r>
+    </w:p>
+    <w:p>
+      <w:r>
+        <w:rPr>
+          <w:b/>
+          <w:bCs/>
+        </w:rPr>
+        <w:t xml:space="preserve">Need to </w:t>
+      </w:r>
+      <w:proofErr w:type="gramStart"/>
+      <w:r>
+        <w:rPr>
+          <w:b/>
+          <w:bCs/>
+        </w:rPr>
+        <w:t>add :</w:t>
+      </w:r>
+      <w:proofErr w:type="gramEnd"/>
+    </w:p>
+    <w:p>
+      <w:pPr>
+        <w:numPr>
+          <w:ilvl w:val="0"/>
+          <w:numId w:val="22"/>
+        </w:numPr>
+      </w:pPr>
+      <w:r>
+        <w:t>RAG</w:t>
+      </w:r>
+    </w:p>
+    <w:p>
+      <w:pPr>
+        <w:numPr>
+          <w:ilvl w:val="0"/>
+          <w:numId w:val="22"/>
+        </w:numPr>
+      </w:pPr>
+      <w:r>
+        <w:t>Rule extraction</w:t>
+      </w:r>
+    </w:p>
+    <w:p>
+      <w:pPr>
+        <w:rPr>
+          <w:b/>
+          <w:bCs/>
+        </w:rPr>
+      </w:pPr>
+      <w:r>
+        <w:rPr>
+          <w:b/>
+          <w:bCs/>
+        </w:rPr>
+        <w:t xml:space="preserve">Tell me the outlines of this phase, and </w:t>
+      </w:r>
+      <w:proofErr w:type="gramStart"/>
+      <w:r>
+        <w:rPr>
+          <w:b/>
+          <w:bCs/>
+        </w:rPr>
+        <w:t>then</w:t>
+      </w:r>
+      <w:proofErr w:type="gramEnd"/>
+      <w:r>
+        <w:rPr>
+          <w:b/>
+          <w:bCs/>
+        </w:rPr>
+        <w:t xml:space="preserve"> will expand step by step</w:t>
+      </w:r>
+    </w:p>
+    <w:p>
+      <w:pPr>
+        <w:rPr>
+          <w:b/>
+          <w:bCs/>
+        </w:rPr>
+      </w:pPr>
+      <w:r>
+        <w:rPr>
+          <w:b/>
+          <w:bCs/>
+        </w:rPr>
+        <w:t xml:space="preserve">Keep it beginner level </w:t>
+      </w:r>
+    </w:p>
+    <w:p>
+      <w:pPr>
+        <w:rPr>
+          <w:b/>
+          <w:bCs/>
+        </w:rPr>
+      </w:pPr>
+      <w:r>
+        <w:rPr>
+          <w:b/>
+          <w:bCs/>
+        </w:rPr>
+        <w:t xml:space="preserve">Use </w:t>
+      </w:r>
+      <w:proofErr w:type="spellStart"/>
+      <w:r>
+        <w:rPr>
+          <w:b/>
+          <w:bCs/>
+        </w:rPr>
+        <w:t>oop</w:t>
+      </w:r>
+      <w:proofErr w:type="spellEnd"/>
+      <w:r>
+        <w:rPr>
+          <w:b/>
+          <w:bCs/>
+        </w:rPr>
+        <w:t xml:space="preserve"> concepts</w:t>
+      </w:r>
+    </w:p>
     <w:p/>
     <w:sectPr>
       <w:pgSz w:w="12240" w:h="15840"/>
@@ -9516,6 +9690,7 @@
   <w:style w:type="paragraph" w:default="1" w:styleId="Normal">
     <w:name w:val="Normal"/>
     <w:qFormat/>
+    <w:rsid w:val="005E6825"/>
   </w:style>
   <w:style w:type="paragraph" w:styleId="Heading1">
     <w:name w:val="heading 1"/>
@@ -9719,6 +9894,7 @@
   <w:style w:type="character" w:default="1" w:styleId="DefaultParagraphFont">
     <w:name w:val="Default Paragraph Font"/>
     <w:uiPriority w:val="1"/>
+    <w:semiHidden/>
     <w:unhideWhenUsed/>
   </w:style>
   <w:style w:type="table" w:default="1" w:styleId="TableNormal">
